--- a/lectures/Системы контроля версий.docx
+++ b/lectures/Системы контроля версий.docx
@@ -58,7 +58,7 @@
           <w:r>
             <w:fldChar w:fldCharType="separate"/>
           </w:r>
-          <w:hyperlink w:anchor="_Toc210740855" w:history="1">
+          <w:hyperlink w:anchor="_Toc214278702" w:history="1">
             <w:r>
               <w:rPr>
                 <w:rStyle w:val="ac"/>
@@ -85,7 +85,7 @@
                 <w:noProof/>
                 <w:webHidden/>
               </w:rPr>
-              <w:instrText xml:space="preserve"> PAGEREF _Toc210740855 \h </w:instrText>
+              <w:instrText xml:space="preserve"> PAGEREF _Toc214278702 \h </w:instrText>
             </w:r>
             <w:r>
               <w:rPr>
@@ -130,7 +130,7 @@
               <w:lang w:eastAsia="ru-RU"/>
             </w:rPr>
           </w:pPr>
-          <w:hyperlink w:anchor="_Toc210740856" w:history="1">
+          <w:hyperlink w:anchor="_Toc214278703" w:history="1">
             <w:r>
               <w:rPr>
                 <w:rStyle w:val="ac"/>
@@ -157,7 +157,7 @@
                 <w:noProof/>
                 <w:webHidden/>
               </w:rPr>
-              <w:instrText xml:space="preserve"> PAGEREF _Toc210740856 \h </w:instrText>
+              <w:instrText xml:space="preserve"> PAGEREF _Toc214278703 \h </w:instrText>
             </w:r>
             <w:r>
               <w:rPr>
@@ -202,7 +202,7 @@
               <w:lang w:eastAsia="ru-RU"/>
             </w:rPr>
           </w:pPr>
-          <w:hyperlink w:anchor="_Toc210740857" w:history="1">
+          <w:hyperlink w:anchor="_Toc214278704" w:history="1">
             <w:r>
               <w:rPr>
                 <w:rStyle w:val="ac"/>
@@ -229,7 +229,7 @@
                 <w:noProof/>
                 <w:webHidden/>
               </w:rPr>
-              <w:instrText xml:space="preserve"> PAGEREF _Toc210740857 \h </w:instrText>
+              <w:instrText xml:space="preserve"> PAGEREF _Toc214278704 \h </w:instrText>
             </w:r>
             <w:r>
               <w:rPr>
@@ -274,7 +274,7 @@
               <w:lang w:eastAsia="ru-RU"/>
             </w:rPr>
           </w:pPr>
-          <w:hyperlink w:anchor="_Toc210740858" w:history="1">
+          <w:hyperlink w:anchor="_Toc214278705" w:history="1">
             <w:r>
               <w:rPr>
                 <w:rStyle w:val="ac"/>
@@ -301,7 +301,7 @@
                 <w:noProof/>
                 <w:webHidden/>
               </w:rPr>
-              <w:instrText xml:space="preserve"> PAGEREF _Toc210740858 \h </w:instrText>
+              <w:instrText xml:space="preserve"> PAGEREF _Toc214278705 \h </w:instrText>
             </w:r>
             <w:r>
               <w:rPr>
@@ -346,7 +346,7 @@
               <w:lang w:eastAsia="ru-RU"/>
             </w:rPr>
           </w:pPr>
-          <w:hyperlink w:anchor="_Toc210740859" w:history="1">
+          <w:hyperlink w:anchor="_Toc214278706" w:history="1">
             <w:r>
               <w:rPr>
                 <w:rStyle w:val="ac"/>
@@ -373,7 +373,7 @@
                 <w:noProof/>
                 <w:webHidden/>
               </w:rPr>
-              <w:instrText xml:space="preserve"> PAGEREF _Toc210740859 \h </w:instrText>
+              <w:instrText xml:space="preserve"> PAGEREF _Toc214278706 \h </w:instrText>
             </w:r>
             <w:r>
               <w:rPr>
@@ -418,7 +418,7 @@
               <w:lang w:eastAsia="ru-RU"/>
             </w:rPr>
           </w:pPr>
-          <w:hyperlink w:anchor="_Toc210740860" w:history="1">
+          <w:hyperlink w:anchor="_Toc214278707" w:history="1">
             <w:r>
               <w:rPr>
                 <w:rStyle w:val="ac"/>
@@ -445,7 +445,7 @@
                 <w:noProof/>
                 <w:webHidden/>
               </w:rPr>
-              <w:instrText xml:space="preserve"> PAGEREF _Toc210740860 \h </w:instrText>
+              <w:instrText xml:space="preserve"> PAGEREF _Toc214278707 \h </w:instrText>
             </w:r>
             <w:r>
               <w:rPr>
@@ -490,7 +490,7 @@
               <w:lang w:eastAsia="ru-RU"/>
             </w:rPr>
           </w:pPr>
-          <w:hyperlink w:anchor="_Toc210740861" w:history="1">
+          <w:hyperlink w:anchor="_Toc214278708" w:history="1">
             <w:r>
               <w:rPr>
                 <w:rStyle w:val="ac"/>
@@ -517,7 +517,7 @@
                 <w:noProof/>
                 <w:webHidden/>
               </w:rPr>
-              <w:instrText xml:space="preserve"> PAGEREF _Toc210740861 \h </w:instrText>
+              <w:instrText xml:space="preserve"> PAGEREF _Toc214278708 \h </w:instrText>
             </w:r>
             <w:r>
               <w:rPr>
@@ -562,7 +562,7 @@
               <w:lang w:eastAsia="ru-RU"/>
             </w:rPr>
           </w:pPr>
-          <w:hyperlink w:anchor="_Toc210740862" w:history="1">
+          <w:hyperlink w:anchor="_Toc214278709" w:history="1">
             <w:r>
               <w:rPr>
                 <w:rStyle w:val="ac"/>
@@ -589,7 +589,7 @@
                 <w:noProof/>
                 <w:webHidden/>
               </w:rPr>
-              <w:instrText xml:space="preserve"> PAGEREF _Toc210740862 \h </w:instrText>
+              <w:instrText xml:space="preserve"> PAGEREF _Toc214278709 \h </w:instrText>
             </w:r>
             <w:r>
               <w:rPr>
@@ -634,7 +634,7 @@
               <w:lang w:eastAsia="ru-RU"/>
             </w:rPr>
           </w:pPr>
-          <w:hyperlink w:anchor="_Toc210740863" w:history="1">
+          <w:hyperlink w:anchor="_Toc214278710" w:history="1">
             <w:r>
               <w:rPr>
                 <w:rStyle w:val="ac"/>
@@ -661,7 +661,7 @@
                 <w:noProof/>
                 <w:webHidden/>
               </w:rPr>
-              <w:instrText xml:space="preserve"> PAGEREF _Toc210740863 \h </w:instrText>
+              <w:instrText xml:space="preserve"> PAGEREF _Toc214278710 \h </w:instrText>
             </w:r>
             <w:r>
               <w:rPr>
@@ -681,7 +681,7 @@
                 <w:noProof/>
                 <w:webHidden/>
               </w:rPr>
-              <w:t>5</w:t>
+              <w:t>6</w:t>
             </w:r>
             <w:r>
               <w:rPr>
@@ -706,7 +706,7 @@
               <w:lang w:eastAsia="ru-RU"/>
             </w:rPr>
           </w:pPr>
-          <w:hyperlink w:anchor="_Toc210740864" w:history="1">
+          <w:hyperlink w:anchor="_Toc214278711" w:history="1">
             <w:r>
               <w:rPr>
                 <w:rStyle w:val="ac"/>
@@ -733,7 +733,7 @@
                 <w:noProof/>
                 <w:webHidden/>
               </w:rPr>
-              <w:instrText xml:space="preserve"> PAGEREF _Toc210740864 \h </w:instrText>
+              <w:instrText xml:space="preserve"> PAGEREF _Toc214278711 \h </w:instrText>
             </w:r>
             <w:r>
               <w:rPr>
@@ -753,7 +753,7 @@
                 <w:noProof/>
                 <w:webHidden/>
               </w:rPr>
-              <w:t>5</w:t>
+              <w:t>6</w:t>
             </w:r>
             <w:r>
               <w:rPr>
@@ -778,7 +778,7 @@
               <w:lang w:eastAsia="ru-RU"/>
             </w:rPr>
           </w:pPr>
-          <w:hyperlink w:anchor="_Toc210740865" w:history="1">
+          <w:hyperlink w:anchor="_Toc214278712" w:history="1">
             <w:r>
               <w:rPr>
                 <w:rStyle w:val="ac"/>
@@ -805,7 +805,7 @@
                 <w:noProof/>
                 <w:webHidden/>
               </w:rPr>
-              <w:instrText xml:space="preserve"> PAGEREF _Toc210740865 \h </w:instrText>
+              <w:instrText xml:space="preserve"> PAGEREF _Toc214278712 \h </w:instrText>
             </w:r>
             <w:r>
               <w:rPr>
@@ -825,7 +825,7 @@
                 <w:noProof/>
                 <w:webHidden/>
               </w:rPr>
-              <w:t>6</w:t>
+              <w:t>7</w:t>
             </w:r>
             <w:r>
               <w:rPr>
@@ -850,7 +850,7 @@
               <w:lang w:eastAsia="ru-RU"/>
             </w:rPr>
           </w:pPr>
-          <w:hyperlink w:anchor="_Toc210740866" w:history="1">
+          <w:hyperlink w:anchor="_Toc214278713" w:history="1">
             <w:r>
               <w:rPr>
                 <w:rStyle w:val="ac"/>
@@ -877,7 +877,7 @@
                 <w:noProof/>
                 <w:webHidden/>
               </w:rPr>
-              <w:instrText xml:space="preserve"> PAGEREF _Toc210740866 \h </w:instrText>
+              <w:instrText xml:space="preserve"> PAGEREF _Toc214278713 \h </w:instrText>
             </w:r>
             <w:r>
               <w:rPr>
@@ -897,7 +897,7 @@
                 <w:noProof/>
                 <w:webHidden/>
               </w:rPr>
-              <w:t>6</w:t>
+              <w:t>7</w:t>
             </w:r>
             <w:r>
               <w:rPr>
@@ -922,7 +922,7 @@
               <w:lang w:eastAsia="ru-RU"/>
             </w:rPr>
           </w:pPr>
-          <w:hyperlink w:anchor="_Toc210740867" w:history="1">
+          <w:hyperlink w:anchor="_Toc214278714" w:history="1">
             <w:r>
               <w:rPr>
                 <w:rStyle w:val="ac"/>
@@ -949,7 +949,7 @@
                 <w:noProof/>
                 <w:webHidden/>
               </w:rPr>
-              <w:instrText xml:space="preserve"> PAGEREF _Toc210740867 \h </w:instrText>
+              <w:instrText xml:space="preserve"> PAGEREF _Toc214278714 \h </w:instrText>
             </w:r>
             <w:r>
               <w:rPr>
@@ -994,7 +994,7 @@
               <w:lang w:eastAsia="ru-RU"/>
             </w:rPr>
           </w:pPr>
-          <w:hyperlink w:anchor="_Toc210740868" w:history="1">
+          <w:hyperlink w:anchor="_Toc214278715" w:history="1">
             <w:r>
               <w:rPr>
                 <w:rStyle w:val="ac"/>
@@ -1021,7 +1021,7 @@
                 <w:noProof/>
                 <w:webHidden/>
               </w:rPr>
-              <w:instrText xml:space="preserve"> PAGEREF _Toc210740868 \h </w:instrText>
+              <w:instrText xml:space="preserve"> PAGEREF _Toc214278715 \h </w:instrText>
             </w:r>
             <w:r>
               <w:rPr>
@@ -1066,7 +1066,7 @@
               <w:lang w:eastAsia="ru-RU"/>
             </w:rPr>
           </w:pPr>
-          <w:hyperlink w:anchor="_Toc210740869" w:history="1">
+          <w:hyperlink w:anchor="_Toc214278716" w:history="1">
             <w:r>
               <w:rPr>
                 <w:rStyle w:val="ac"/>
@@ -1093,7 +1093,7 @@
                 <w:noProof/>
                 <w:webHidden/>
               </w:rPr>
-              <w:instrText xml:space="preserve"> PAGEREF _Toc210740869 \h </w:instrText>
+              <w:instrText xml:space="preserve"> PAGEREF _Toc214278716 \h </w:instrText>
             </w:r>
             <w:r>
               <w:rPr>
@@ -1113,7 +1113,7 @@
                 <w:noProof/>
                 <w:webHidden/>
               </w:rPr>
-              <w:t>8</w:t>
+              <w:t>9</w:t>
             </w:r>
             <w:r>
               <w:rPr>
@@ -1138,7 +1138,7 @@
               <w:lang w:eastAsia="ru-RU"/>
             </w:rPr>
           </w:pPr>
-          <w:hyperlink w:anchor="_Toc210740870" w:history="1">
+          <w:hyperlink w:anchor="_Toc214278717" w:history="1">
             <w:r>
               <w:rPr>
                 <w:rStyle w:val="ac"/>
@@ -1165,7 +1165,7 @@
                 <w:noProof/>
                 <w:webHidden/>
               </w:rPr>
-              <w:instrText xml:space="preserve"> PAGEREF _Toc210740870 \h </w:instrText>
+              <w:instrText xml:space="preserve"> PAGEREF _Toc214278717 \h </w:instrText>
             </w:r>
             <w:r>
               <w:rPr>
@@ -1185,7 +1185,7 @@
                 <w:noProof/>
                 <w:webHidden/>
               </w:rPr>
-              <w:t>8</w:t>
+              <w:t>10</w:t>
             </w:r>
             <w:r>
               <w:rPr>
@@ -1210,7 +1210,7 @@
               <w:lang w:eastAsia="ru-RU"/>
             </w:rPr>
           </w:pPr>
-          <w:hyperlink w:anchor="_Toc210740871" w:history="1">
+          <w:hyperlink w:anchor="_Toc214278718" w:history="1">
             <w:r>
               <w:rPr>
                 <w:rStyle w:val="ac"/>
@@ -1237,7 +1237,7 @@
                 <w:noProof/>
                 <w:webHidden/>
               </w:rPr>
-              <w:instrText xml:space="preserve"> PAGEREF _Toc210740871 \h </w:instrText>
+              <w:instrText xml:space="preserve"> PAGEREF _Toc214278718 \h </w:instrText>
             </w:r>
             <w:r>
               <w:rPr>
@@ -1257,7 +1257,7 @@
                 <w:noProof/>
                 <w:webHidden/>
               </w:rPr>
-              <w:t>8</w:t>
+              <w:t>10</w:t>
             </w:r>
             <w:r>
               <w:rPr>
@@ -1282,7 +1282,7 @@
               <w:lang w:eastAsia="ru-RU"/>
             </w:rPr>
           </w:pPr>
-          <w:hyperlink w:anchor="_Toc210740872" w:history="1">
+          <w:hyperlink w:anchor="_Toc214278719" w:history="1">
             <w:r>
               <w:rPr>
                 <w:rStyle w:val="ac"/>
@@ -1309,7 +1309,7 @@
                 <w:noProof/>
                 <w:webHidden/>
               </w:rPr>
-              <w:instrText xml:space="preserve"> PAGEREF _Toc210740872 \h </w:instrText>
+              <w:instrText xml:space="preserve"> PAGEREF _Toc214278719 \h </w:instrText>
             </w:r>
             <w:r>
               <w:rPr>
@@ -1329,7 +1329,7 @@
                 <w:noProof/>
                 <w:webHidden/>
               </w:rPr>
-              <w:t>9</w:t>
+              <w:t>10</w:t>
             </w:r>
             <w:r>
               <w:rPr>
@@ -1354,7 +1354,7 @@
               <w:lang w:eastAsia="ru-RU"/>
             </w:rPr>
           </w:pPr>
-          <w:hyperlink w:anchor="_Toc210740873" w:history="1">
+          <w:hyperlink w:anchor="_Toc214278720" w:history="1">
             <w:r>
               <w:rPr>
                 <w:rStyle w:val="ac"/>
@@ -1381,7 +1381,7 @@
                 <w:noProof/>
                 <w:webHidden/>
               </w:rPr>
-              <w:instrText xml:space="preserve"> PAGEREF _Toc210740873 \h </w:instrText>
+              <w:instrText xml:space="preserve"> PAGEREF _Toc214278720 \h </w:instrText>
             </w:r>
             <w:r>
               <w:rPr>
@@ -1401,7 +1401,7 @@
                 <w:noProof/>
                 <w:webHidden/>
               </w:rPr>
-              <w:t>10</w:t>
+              <w:t>11</w:t>
             </w:r>
             <w:r>
               <w:rPr>
@@ -1426,7 +1426,7 @@
               <w:lang w:eastAsia="ru-RU"/>
             </w:rPr>
           </w:pPr>
-          <w:hyperlink w:anchor="_Toc210740874" w:history="1">
+          <w:hyperlink w:anchor="_Toc214278721" w:history="1">
             <w:r>
               <w:rPr>
                 <w:rStyle w:val="ac"/>
@@ -1453,7 +1453,7 @@
                 <w:noProof/>
                 <w:webHidden/>
               </w:rPr>
-              <w:instrText xml:space="preserve"> PAGEREF _Toc210740874 \h </w:instrText>
+              <w:instrText xml:space="preserve"> PAGEREF _Toc214278721 \h </w:instrText>
             </w:r>
             <w:r>
               <w:rPr>
@@ -1473,7 +1473,7 @@
                 <w:noProof/>
                 <w:webHidden/>
               </w:rPr>
-              <w:t>10</w:t>
+              <w:t>11</w:t>
             </w:r>
             <w:r>
               <w:rPr>
@@ -1498,7 +1498,7 @@
               <w:lang w:eastAsia="ru-RU"/>
             </w:rPr>
           </w:pPr>
-          <w:hyperlink w:anchor="_Toc210740875" w:history="1">
+          <w:hyperlink w:anchor="_Toc214278722" w:history="1">
             <w:r>
               <w:rPr>
                 <w:rStyle w:val="ac"/>
@@ -1525,7 +1525,7 @@
                 <w:noProof/>
                 <w:webHidden/>
               </w:rPr>
-              <w:instrText xml:space="preserve"> PAGEREF _Toc210740875 \h </w:instrText>
+              <w:instrText xml:space="preserve"> PAGEREF _Toc214278722 \h </w:instrText>
             </w:r>
             <w:r>
               <w:rPr>
@@ -1545,7 +1545,7 @@
                 <w:noProof/>
                 <w:webHidden/>
               </w:rPr>
-              <w:t>10</w:t>
+              <w:t>11</w:t>
             </w:r>
             <w:r>
               <w:rPr>
@@ -1570,7 +1570,7 @@
               <w:lang w:eastAsia="ru-RU"/>
             </w:rPr>
           </w:pPr>
-          <w:hyperlink w:anchor="_Toc210740876" w:history="1">
+          <w:hyperlink w:anchor="_Toc214278723" w:history="1">
             <w:r>
               <w:rPr>
                 <w:rStyle w:val="ac"/>
@@ -1598,7 +1598,7 @@
                 <w:noProof/>
                 <w:webHidden/>
               </w:rPr>
-              <w:instrText xml:space="preserve"> PAGEREF _Toc210740876 \h </w:instrText>
+              <w:instrText xml:space="preserve"> PAGEREF _Toc214278723 \h </w:instrText>
             </w:r>
             <w:r>
               <w:rPr>
@@ -1618,7 +1618,7 @@
                 <w:noProof/>
                 <w:webHidden/>
               </w:rPr>
-              <w:t>11</w:t>
+              <w:t>12</w:t>
             </w:r>
             <w:r>
               <w:rPr>
@@ -1643,7 +1643,7 @@
               <w:lang w:eastAsia="ru-RU"/>
             </w:rPr>
           </w:pPr>
-          <w:hyperlink w:anchor="_Toc210740877" w:history="1">
+          <w:hyperlink w:anchor="_Toc214278724" w:history="1">
             <w:r>
               <w:rPr>
                 <w:rStyle w:val="ac"/>
@@ -1670,7 +1670,7 @@
                 <w:noProof/>
                 <w:webHidden/>
               </w:rPr>
-              <w:instrText xml:space="preserve"> PAGEREF _Toc210740877 \h </w:instrText>
+              <w:instrText xml:space="preserve"> PAGEREF _Toc214278724 \h </w:instrText>
             </w:r>
             <w:r>
               <w:rPr>
@@ -1690,7 +1690,7 @@
                 <w:noProof/>
                 <w:webHidden/>
               </w:rPr>
-              <w:t>11</w:t>
+              <w:t>13</w:t>
             </w:r>
             <w:r>
               <w:rPr>
@@ -1715,7 +1715,7 @@
               <w:lang w:eastAsia="ru-RU"/>
             </w:rPr>
           </w:pPr>
-          <w:hyperlink w:anchor="_Toc210740878" w:history="1">
+          <w:hyperlink w:anchor="_Toc214278725" w:history="1">
             <w:r>
               <w:rPr>
                 <w:rStyle w:val="ac"/>
@@ -1742,7 +1742,7 @@
                 <w:noProof/>
                 <w:webHidden/>
               </w:rPr>
-              <w:instrText xml:space="preserve"> PAGEREF _Toc210740878 \h </w:instrText>
+              <w:instrText xml:space="preserve"> PAGEREF _Toc214278725 \h </w:instrText>
             </w:r>
             <w:r>
               <w:rPr>
@@ -1762,7 +1762,7 @@
                 <w:noProof/>
                 <w:webHidden/>
               </w:rPr>
-              <w:t>12</w:t>
+              <w:t>14</w:t>
             </w:r>
             <w:r>
               <w:rPr>
@@ -1787,7 +1787,7 @@
               <w:lang w:eastAsia="ru-RU"/>
             </w:rPr>
           </w:pPr>
-          <w:hyperlink w:anchor="_Toc210740879" w:history="1">
+          <w:hyperlink w:anchor="_Toc214278726" w:history="1">
             <w:r>
               <w:rPr>
                 <w:rStyle w:val="ac"/>
@@ -1814,7 +1814,7 @@
                 <w:noProof/>
                 <w:webHidden/>
               </w:rPr>
-              <w:instrText xml:space="preserve"> PAGEREF _Toc210740879 \h </w:instrText>
+              <w:instrText xml:space="preserve"> PAGEREF _Toc214278726 \h </w:instrText>
             </w:r>
             <w:r>
               <w:rPr>
@@ -1834,7 +1834,7 @@
                 <w:noProof/>
                 <w:webHidden/>
               </w:rPr>
-              <w:t>12</w:t>
+              <w:t>14</w:t>
             </w:r>
             <w:r>
               <w:rPr>
@@ -1859,7 +1859,7 @@
               <w:lang w:eastAsia="ru-RU"/>
             </w:rPr>
           </w:pPr>
-          <w:hyperlink w:anchor="_Toc210740880" w:history="1">
+          <w:hyperlink w:anchor="_Toc214278727" w:history="1">
             <w:r>
               <w:rPr>
                 <w:rStyle w:val="ac"/>
@@ -1886,7 +1886,7 @@
                 <w:noProof/>
                 <w:webHidden/>
               </w:rPr>
-              <w:instrText xml:space="preserve"> PAGEREF _Toc210740880 \h </w:instrText>
+              <w:instrText xml:space="preserve"> PAGEREF _Toc214278727 \h </w:instrText>
             </w:r>
             <w:r>
               <w:rPr>
@@ -1906,7 +1906,7 @@
                 <w:noProof/>
                 <w:webHidden/>
               </w:rPr>
-              <w:t>13</w:t>
+              <w:t>14</w:t>
             </w:r>
             <w:r>
               <w:rPr>
@@ -1931,7 +1931,7 @@
               <w:lang w:eastAsia="ru-RU"/>
             </w:rPr>
           </w:pPr>
-          <w:hyperlink w:anchor="_Toc210740881" w:history="1">
+          <w:hyperlink w:anchor="_Toc214278728" w:history="1">
             <w:r>
               <w:rPr>
                 <w:rStyle w:val="ac"/>
@@ -1958,7 +1958,7 @@
                 <w:noProof/>
                 <w:webHidden/>
               </w:rPr>
-              <w:instrText xml:space="preserve"> PAGEREF _Toc210740881 \h </w:instrText>
+              <w:instrText xml:space="preserve"> PAGEREF _Toc214278728 \h </w:instrText>
             </w:r>
             <w:r>
               <w:rPr>
@@ -1978,7 +1978,7 @@
                 <w:noProof/>
                 <w:webHidden/>
               </w:rPr>
-              <w:t>14</w:t>
+              <w:t>15</w:t>
             </w:r>
             <w:r>
               <w:rPr>
@@ -2003,7 +2003,7 @@
               <w:lang w:eastAsia="ru-RU"/>
             </w:rPr>
           </w:pPr>
-          <w:hyperlink w:anchor="_Toc210740882" w:history="1">
+          <w:hyperlink w:anchor="_Toc214278729" w:history="1">
             <w:r>
               <w:rPr>
                 <w:rStyle w:val="ac"/>
@@ -2038,7 +2038,7 @@
                 <w:noProof/>
                 <w:webHidden/>
               </w:rPr>
-              <w:instrText xml:space="preserve"> PAGEREF _Toc210740882 \h </w:instrText>
+              <w:instrText xml:space="preserve"> PAGEREF _Toc214278729 \h </w:instrText>
             </w:r>
             <w:r>
               <w:rPr>
@@ -2058,7 +2058,7 @@
                 <w:noProof/>
                 <w:webHidden/>
               </w:rPr>
-              <w:t>15</w:t>
+              <w:t>17</w:t>
             </w:r>
             <w:r>
               <w:rPr>
@@ -2083,7 +2083,7 @@
               <w:lang w:eastAsia="ru-RU"/>
             </w:rPr>
           </w:pPr>
-          <w:hyperlink w:anchor="_Toc210740883" w:history="1">
+          <w:hyperlink w:anchor="_Toc214278730" w:history="1">
             <w:r>
               <w:rPr>
                 <w:rStyle w:val="ac"/>
@@ -2118,7 +2118,7 @@
                 <w:noProof/>
                 <w:webHidden/>
               </w:rPr>
-              <w:instrText xml:space="preserve"> PAGEREF _Toc210740883 \h </w:instrText>
+              <w:instrText xml:space="preserve"> PAGEREF _Toc214278730 \h </w:instrText>
             </w:r>
             <w:r>
               <w:rPr>
@@ -2138,7 +2138,159 @@
                 <w:noProof/>
                 <w:webHidden/>
               </w:rPr>
-              <w:t>16</w:t>
+              <w:t>19</w:t>
+            </w:r>
+            <w:r>
+              <w:rPr>
+                <w:noProof/>
+                <w:webHidden/>
+              </w:rPr>
+              <w:fldChar w:fldCharType="end"/>
+            </w:r>
+          </w:hyperlink>
+        </w:p>
+        <w:p>
+          <w:pPr>
+            <w:pStyle w:val="11"/>
+            <w:tabs>
+              <w:tab w:val="right" w:leader="dot" w:pos="9345"/>
+            </w:tabs>
+            <w:rPr>
+              <w:rFonts w:eastAsiaTheme="minorEastAsia"/>
+              <w:noProof/>
+              <w:sz w:val="24"/>
+              <w:szCs w:val="24"/>
+              <w:lang w:eastAsia="ru-RU"/>
+            </w:rPr>
+          </w:pPr>
+          <w:hyperlink w:anchor="_Toc214278731" w:history="1">
+            <w:r>
+              <w:rPr>
+                <w:rStyle w:val="ac"/>
+                <w:noProof/>
+              </w:rPr>
+              <w:t xml:space="preserve">Особенности СКВ </w:t>
+            </w:r>
+            <w:r>
+              <w:rPr>
+                <w:rStyle w:val="ac"/>
+                <w:noProof/>
+                <w:lang w:val="en-US"/>
+              </w:rPr>
+              <w:t>Git</w:t>
+            </w:r>
+            <w:r>
+              <w:rPr>
+                <w:noProof/>
+                <w:webHidden/>
+              </w:rPr>
+              <w:tab/>
+            </w:r>
+            <w:r>
+              <w:rPr>
+                <w:noProof/>
+                <w:webHidden/>
+              </w:rPr>
+              <w:fldChar w:fldCharType="begin"/>
+            </w:r>
+            <w:r>
+              <w:rPr>
+                <w:noProof/>
+                <w:webHidden/>
+              </w:rPr>
+              <w:instrText xml:space="preserve"> PAGEREF _Toc214278731 \h </w:instrText>
+            </w:r>
+            <w:r>
+              <w:rPr>
+                <w:noProof/>
+                <w:webHidden/>
+              </w:rPr>
+            </w:r>
+            <w:r>
+              <w:rPr>
+                <w:noProof/>
+                <w:webHidden/>
+              </w:rPr>
+              <w:fldChar w:fldCharType="separate"/>
+            </w:r>
+            <w:r>
+              <w:rPr>
+                <w:noProof/>
+                <w:webHidden/>
+              </w:rPr>
+              <w:t>20</w:t>
+            </w:r>
+            <w:r>
+              <w:rPr>
+                <w:noProof/>
+                <w:webHidden/>
+              </w:rPr>
+              <w:fldChar w:fldCharType="end"/>
+            </w:r>
+          </w:hyperlink>
+        </w:p>
+        <w:p>
+          <w:pPr>
+            <w:pStyle w:val="23"/>
+            <w:tabs>
+              <w:tab w:val="right" w:leader="dot" w:pos="9345"/>
+            </w:tabs>
+            <w:rPr>
+              <w:rFonts w:eastAsiaTheme="minorEastAsia"/>
+              <w:noProof/>
+              <w:sz w:val="24"/>
+              <w:szCs w:val="24"/>
+              <w:lang w:eastAsia="ru-RU"/>
+            </w:rPr>
+          </w:pPr>
+          <w:hyperlink w:anchor="_Toc214278732" w:history="1">
+            <w:r>
+              <w:rPr>
+                <w:rStyle w:val="ac"/>
+                <w:noProof/>
+              </w:rPr>
+              <w:t>Целостность данных</w:t>
+            </w:r>
+            <w:r>
+              <w:rPr>
+                <w:noProof/>
+                <w:webHidden/>
+              </w:rPr>
+              <w:tab/>
+            </w:r>
+            <w:r>
+              <w:rPr>
+                <w:noProof/>
+                <w:webHidden/>
+              </w:rPr>
+              <w:fldChar w:fldCharType="begin"/>
+            </w:r>
+            <w:r>
+              <w:rPr>
+                <w:noProof/>
+                <w:webHidden/>
+              </w:rPr>
+              <w:instrText xml:space="preserve"> PAGEREF _Toc214278732 \h </w:instrText>
+            </w:r>
+            <w:r>
+              <w:rPr>
+                <w:noProof/>
+                <w:webHidden/>
+              </w:rPr>
+            </w:r>
+            <w:r>
+              <w:rPr>
+                <w:noProof/>
+                <w:webHidden/>
+              </w:rPr>
+              <w:fldChar w:fldCharType="separate"/>
+            </w:r>
+            <w:r>
+              <w:rPr>
+                <w:noProof/>
+                <w:webHidden/>
+              </w:rPr>
+              <w:t>20</w:t>
             </w:r>
             <w:r>
               <w:rPr>
@@ -2177,7 +2329,7 @@
       <w:pPr>
         <w:pStyle w:val="1"/>
       </w:pPr>
-      <w:bookmarkStart w:id="0" w:name="_Toc210740855"/>
+      <w:bookmarkStart w:id="0" w:name="_Toc214278702"/>
       <w:r>
         <w:lastRenderedPageBreak/>
         <w:t>Системы к</w:t>
@@ -2197,7 +2349,7 @@
       <w:pPr>
         <w:pStyle w:val="2"/>
       </w:pPr>
-      <w:bookmarkStart w:id="1" w:name="_Toc210740856"/>
+      <w:bookmarkStart w:id="1" w:name="_Toc214278703"/>
       <w:r>
         <w:t>Определение</w:t>
       </w:r>
@@ -2226,7 +2378,7 @@
       <w:pPr>
         <w:pStyle w:val="2"/>
       </w:pPr>
-      <w:bookmarkStart w:id="2" w:name="_Toc210740857"/>
+      <w:bookmarkStart w:id="2" w:name="_Toc214278704"/>
       <w:r>
         <w:t>Применение</w:t>
       </w:r>
@@ -2416,7 +2568,7 @@
       <w:pPr>
         <w:pStyle w:val="2"/>
       </w:pPr>
-      <w:bookmarkStart w:id="3" w:name="_Toc210740858"/>
+      <w:bookmarkStart w:id="3" w:name="_Toc214278705"/>
       <w:r>
         <w:t>Задачи СКВ</w:t>
       </w:r>
@@ -2621,7 +2773,7 @@
       <w:pPr>
         <w:pStyle w:val="2"/>
       </w:pPr>
-      <w:bookmarkStart w:id="4" w:name="_Toc210740859"/>
+      <w:bookmarkStart w:id="4" w:name="_Toc214278706"/>
       <w:r>
         <w:t>История развития</w:t>
       </w:r>
@@ -2636,7 +2788,7 @@
       <w:pPr>
         <w:pStyle w:val="3"/>
       </w:pPr>
-      <w:bookmarkStart w:id="5" w:name="_Toc210740860"/>
+      <w:bookmarkStart w:id="5" w:name="_Toc214278707"/>
       <w:r>
         <w:t>Локальные системы контроля версий</w:t>
       </w:r>
@@ -3460,7 +3612,7 @@
       <w:pPr>
         <w:pStyle w:val="3"/>
       </w:pPr>
-      <w:bookmarkStart w:id="6" w:name="_Toc210740861"/>
+      <w:bookmarkStart w:id="6" w:name="_Toc214278708"/>
       <w:r>
         <w:t>Централизованные системы контроля версий</w:t>
       </w:r>
@@ -4547,7 +4699,7 @@
       <w:pPr>
         <w:pStyle w:val="3"/>
       </w:pPr>
-      <w:bookmarkStart w:id="7" w:name="_Toc210740862"/>
+      <w:bookmarkStart w:id="7" w:name="_Toc214278709"/>
       <w:r>
         <w:t>Распределенные системы контроля версий</w:t>
       </w:r>
@@ -4585,7 +4737,7 @@
         <w:t xml:space="preserve">Это позволяет делать </w:t>
       </w:r>
       <w:r>
-        <w:t>для коммит</w:t>
+        <w:t>коммит</w:t>
       </w:r>
       <w:r>
         <w:t>ы</w:t>
@@ -5902,13 +6054,40 @@
       <w:r>
         <w:t>В настоящее время системы контроля версий такого типа используются чаще всего и являются стандартом в командной разработке ПО.</w:t>
       </w:r>
+      <w:r>
+        <w:t xml:space="preserve"> </w:t>
+      </w:r>
+    </w:p>
+    <w:p>
+      <w:r>
+        <w:t xml:space="preserve">На данный момент на большинстве проектов используется </w:t>
+      </w:r>
+      <w:r>
+        <w:rPr>
+          <w:lang w:val="en-US"/>
+        </w:rPr>
+        <w:t>Git</w:t>
+      </w:r>
+      <w:r>
+        <w:t xml:space="preserve">, так что в рамках данного курса будут рассматриваться особенности, принципы работы и команды </w:t>
+      </w:r>
+      <w:r>
+        <w:rPr>
+          <w:lang w:val="en-US"/>
+        </w:rPr>
+        <w:t>Git</w:t>
+      </w:r>
+      <w:r>
+        <w:t>.</w:t>
+      </w:r>
     </w:p>
     <w:p>
       <w:pPr>
         <w:pStyle w:val="1"/>
       </w:pPr>
-      <w:bookmarkStart w:id="8" w:name="_Toc210740863"/>
-      <w:r>
+      <w:bookmarkStart w:id="8" w:name="_Toc214278710"/>
+      <w:r>
+        <w:lastRenderedPageBreak/>
         <w:t>Основные понятия</w:t>
       </w:r>
       <w:bookmarkEnd w:id="8"/>
@@ -5917,7 +6096,7 @@
       <w:pPr>
         <w:pStyle w:val="2"/>
       </w:pPr>
-      <w:bookmarkStart w:id="9" w:name="_Toc210740864"/>
+      <w:bookmarkStart w:id="9" w:name="_Toc214278711"/>
       <w:r>
         <w:t>Репозиторий</w:t>
       </w:r>
@@ -6084,7 +6263,6 @@
         </w:numPr>
       </w:pPr>
       <w:r>
-        <w:lastRenderedPageBreak/>
         <w:t>Безопасность данных</w:t>
       </w:r>
       <w:r>
@@ -6312,8 +6490,9 @@
       <w:pPr>
         <w:pStyle w:val="2"/>
       </w:pPr>
-      <w:bookmarkStart w:id="10" w:name="_Toc210740865"/>
-      <w:r>
+      <w:bookmarkStart w:id="10" w:name="_Toc214278712"/>
+      <w:r>
+        <w:lastRenderedPageBreak/>
         <w:t>Версия</w:t>
       </w:r>
       <w:bookmarkEnd w:id="10"/>
@@ -6378,7 +6557,7 @@
       <w:pPr>
         <w:pStyle w:val="2"/>
       </w:pPr>
-      <w:bookmarkStart w:id="11" w:name="_Toc210740866"/>
+      <w:bookmarkStart w:id="11" w:name="_Toc214278713"/>
       <w:r>
         <w:t>Рабочая копия</w:t>
       </w:r>
@@ -6442,92 +6621,104 @@
     </w:p>
     <w:p>
       <w:r>
+        <w:t>Рабочая копия не содержит полной истории версий — она отражает только текущее состояние на момент последнего обновления.</w:t>
+      </w:r>
+      <w:r>
+        <w:t xml:space="preserve"> </w:t>
+      </w:r>
+      <w:r>
+        <w:t>Чтобы изменения из рабочей копии стали частью истории проекта, их нужно зафиксировать (сделать коммит) через систему контроля версий.</w:t>
+      </w:r>
+    </w:p>
+    <w:p>
+      <w:r>
+        <w:t>Рабочая копия непрерывно синхронизируется с локальным или удалённым репозиторием: её изменения можно загрузить (</w:t>
+      </w:r>
+      <w:proofErr w:type="spellStart"/>
+      <w:r>
+        <w:t>commit</w:t>
+      </w:r>
+      <w:proofErr w:type="spellEnd"/>
+      <w:r>
+        <w:t xml:space="preserve">, </w:t>
+      </w:r>
+      <w:proofErr w:type="spellStart"/>
+      <w:r>
+        <w:t>push</w:t>
+      </w:r>
+      <w:proofErr w:type="spellEnd"/>
+      <w:r>
+        <w:t>), а обновления из репозитория получить (</w:t>
+      </w:r>
+      <w:proofErr w:type="spellStart"/>
+      <w:r>
+        <w:t>pull</w:t>
+      </w:r>
+      <w:proofErr w:type="spellEnd"/>
+      <w:r>
+        <w:t xml:space="preserve">, </w:t>
+      </w:r>
+      <w:proofErr w:type="spellStart"/>
+      <w:r>
+        <w:t>fetch</w:t>
+      </w:r>
+      <w:proofErr w:type="spellEnd"/>
+      <w:r>
+        <w:t>)</w:t>
+      </w:r>
+      <w:r>
+        <w:t xml:space="preserve">. </w:t>
+      </w:r>
+      <w:r>
+        <w:t xml:space="preserve">При конфликте изменений СКВ помогает выявить разногласия между рабочей копией и репозиторием и </w:t>
+      </w:r>
+      <w:r>
+        <w:t xml:space="preserve">может </w:t>
+      </w:r>
+      <w:r>
+        <w:t>предл</w:t>
+      </w:r>
+      <w:r>
+        <w:t>ожить</w:t>
+      </w:r>
+      <w:r>
+        <w:t xml:space="preserve"> способы их разрешения.</w:t>
+      </w:r>
+    </w:p>
+    <w:p>
+      <w:r>
+        <w:t>Рабочая копия отображает промежуточное состояние между сохранёнными версиями в репозитории и изменениями на локальном уровне. Она даёт возможность свободно экспериментировать с кодом без немедленного внесения изменений в основную историю проекта.</w:t>
+      </w:r>
+    </w:p>
+    <w:p>
+      <w:pPr>
+        <w:pStyle w:val="2"/>
+      </w:pPr>
+      <w:bookmarkStart w:id="12" w:name="_Toc214278714"/>
+      <w:r>
+        <w:t>Ветка</w:t>
+      </w:r>
+      <w:bookmarkEnd w:id="12"/>
+    </w:p>
+    <w:p>
+      <w:r>
+        <w:t xml:space="preserve">Ветка — это специальная, созданная параллельно с основным репозиторием, копия проекта. Ветвление позволяет изолировать изменения, экспериментировать с новыми функциями и исправлять ошибки, не влияя на стабильность основной базы кода — </w:t>
+      </w:r>
+      <w:proofErr w:type="spellStart"/>
+      <w:r>
+        <w:t>master</w:t>
+      </w:r>
+      <w:proofErr w:type="spellEnd"/>
+      <w:r>
+        <w:t>-ветку.</w:t>
+      </w:r>
+    </w:p>
+    <w:p>
+      <w:r>
+        <w:rPr>
+          <w:noProof/>
+        </w:rPr>
         <w:lastRenderedPageBreak/>
-        <w:t>Рабочая копия не содержит полной истории версий — она отражает только текущее состояние на момент последнего обновления.</w:t>
-      </w:r>
-      <w:r>
-        <w:t xml:space="preserve"> </w:t>
-      </w:r>
-      <w:r>
-        <w:t>Чтобы изменения из рабочей копии стали частью истории проекта, их нужно зафиксировать (сделать коммит) через систему контроля версий.</w:t>
-      </w:r>
-    </w:p>
-    <w:p>
-      <w:r>
-        <w:t>Рабочая копия непрерывно синхронизируется с локальным или удалённым репозиторием: её изменения можно загрузить (</w:t>
-      </w:r>
-      <w:proofErr w:type="spellStart"/>
-      <w:r>
-        <w:t>commit</w:t>
-      </w:r>
-      <w:proofErr w:type="spellEnd"/>
-      <w:r>
-        <w:t xml:space="preserve">, </w:t>
-      </w:r>
-      <w:proofErr w:type="spellStart"/>
-      <w:r>
-        <w:t>push</w:t>
-      </w:r>
-      <w:proofErr w:type="spellEnd"/>
-      <w:r>
-        <w:t>), а обновления из репозитория получить (</w:t>
-      </w:r>
-      <w:proofErr w:type="spellStart"/>
-      <w:r>
-        <w:t>pull</w:t>
-      </w:r>
-      <w:proofErr w:type="spellEnd"/>
-      <w:r>
-        <w:t xml:space="preserve">, </w:t>
-      </w:r>
-      <w:proofErr w:type="spellStart"/>
-      <w:r>
-        <w:t>fetch</w:t>
-      </w:r>
-      <w:proofErr w:type="spellEnd"/>
-      <w:r>
-        <w:t>)</w:t>
-      </w:r>
-      <w:r>
-        <w:t xml:space="preserve">. </w:t>
-      </w:r>
-      <w:r>
-        <w:t>При конфликте изменений СКВ помогает выявить разногласия между рабочей копией и репозиторием и предлагает способы их разрешения.</w:t>
-      </w:r>
-    </w:p>
-    <w:p>
-      <w:r>
-        <w:t>Рабочая копия отображает промежуточное состояние между сохранёнными версиями в репозитории и изменениями на локальном уровне. Она даёт возможность свободно экспериментировать с кодом без немедленного внесения изменений в основную историю проекта.</w:t>
-      </w:r>
-    </w:p>
-    <w:p>
-      <w:pPr>
-        <w:pStyle w:val="2"/>
-      </w:pPr>
-      <w:bookmarkStart w:id="12" w:name="_Toc210740867"/>
-      <w:r>
-        <w:t>Ветка</w:t>
-      </w:r>
-      <w:bookmarkEnd w:id="12"/>
-    </w:p>
-    <w:p>
-      <w:r>
-        <w:t xml:space="preserve">Ветка — это специальная, созданная параллельно с основным репозиторием, копия проекта. Ветвление позволяет изолировать изменения, экспериментировать с новыми функциями и исправлять ошибки, не влияя на стабильность основной базы кода — </w:t>
-      </w:r>
-      <w:proofErr w:type="spellStart"/>
-      <w:r>
-        <w:t>master</w:t>
-      </w:r>
-      <w:proofErr w:type="spellEnd"/>
-      <w:r>
-        <w:t>-ветку.</w:t>
-      </w:r>
-    </w:p>
-    <w:p>
-      <w:r>
-        <w:rPr>
-          <w:noProof/>
-        </w:rPr>
         <w:drawing>
           <wp:inline distT="0" distB="0" distL="0" distR="0" wp14:anchorId="25737E9F" wp14:editId="7168D4CC">
             <wp:extent cx="5940425" cy="2564130"/>
@@ -6599,7 +6790,16 @@
         </w:numPr>
       </w:pPr>
       <w:r>
-        <w:t>Работа с файлами проекта, сохранение изменений и создание коммитов в созданной ветке.</w:t>
+        <w:t xml:space="preserve">Изменение </w:t>
+      </w:r>
+      <w:r>
+        <w:t>файл</w:t>
+      </w:r>
+      <w:r>
+        <w:t>ов</w:t>
+      </w:r>
+      <w:r>
+        <w:t xml:space="preserve"> проекта, сохранение изменений и создание коммитов в созданной ветке.</w:t>
       </w:r>
     </w:p>
     <w:p>
@@ -6694,9 +6894,8 @@
       <w:pPr>
         <w:pStyle w:val="2"/>
       </w:pPr>
-      <w:bookmarkStart w:id="13" w:name="_Toc210740868"/>
-      <w:r>
-        <w:lastRenderedPageBreak/>
+      <w:bookmarkStart w:id="13" w:name="_Toc214278715"/>
+      <w:r>
         <w:t>Конфликт версий</w:t>
       </w:r>
       <w:bookmarkEnd w:id="13"/>
@@ -6763,6 +6962,7 @@
     </w:p>
     <w:p>
       <w:r>
+        <w:lastRenderedPageBreak/>
         <w:t>Слияние веток и разрешение конфликтов требует внимательности и осторожности, особенно в крупных проектах с множеством разработчиков.</w:t>
       </w:r>
     </w:p>
@@ -6775,7 +6975,7 @@
       <w:pPr>
         <w:pStyle w:val="2"/>
       </w:pPr>
-      <w:bookmarkStart w:id="14" w:name="_Toc210740869"/>
+      <w:bookmarkStart w:id="14" w:name="_Toc214278716"/>
       <w:r>
         <w:t>Тег</w:t>
       </w:r>
@@ -6818,8 +7018,9 @@
       <w:pPr>
         <w:pStyle w:val="1"/>
       </w:pPr>
-      <w:bookmarkStart w:id="15" w:name="_Toc210740870"/>
-      <w:r>
+      <w:bookmarkStart w:id="15" w:name="_Toc214278717"/>
+      <w:r>
+        <w:lastRenderedPageBreak/>
         <w:t>Основные операции</w:t>
       </w:r>
       <w:bookmarkEnd w:id="15"/>
@@ -6830,7 +7031,7 @@
         <w:jc w:val="both"/>
       </w:pPr>
       <w:bookmarkStart w:id="16" w:name="_Toc210047329"/>
-      <w:bookmarkStart w:id="17" w:name="_Toc210740871"/>
+      <w:bookmarkStart w:id="17" w:name="_Toc214278718"/>
       <w:r>
         <w:t>Клонирование</w:t>
       </w:r>
@@ -6856,7 +7057,6 @@
         <w:jc w:val="both"/>
       </w:pPr>
       <w:r>
-        <w:lastRenderedPageBreak/>
         <w:t>Клонированный репозиторий остаётся связан с удалённым источником, что позволяет получать обновления или отправлять свои изменения.</w:t>
       </w:r>
     </w:p>
@@ -7078,93 +7278,6 @@
         <w:jc w:val="both"/>
       </w:pPr>
       <w:r>
-        <w:t>Варианты клонирования</w:t>
-      </w:r>
-      <w:r>
-        <w:t>:</w:t>
-      </w:r>
-    </w:p>
-    <w:p>
-      <w:pPr>
-        <w:numPr>
-          <w:ilvl w:val="0"/>
-          <w:numId w:val="35"/>
-        </w:numPr>
-        <w:jc w:val="both"/>
-      </w:pPr>
-      <w:r>
-        <w:t>Через командную строку — более универсально и гибко.</w:t>
-      </w:r>
-    </w:p>
-    <w:p>
-      <w:pPr>
-        <w:numPr>
-          <w:ilvl w:val="0"/>
-          <w:numId w:val="35"/>
-        </w:numPr>
-        <w:jc w:val="both"/>
-      </w:pPr>
-      <w:r>
-        <w:t xml:space="preserve">Через графические интерфейсы </w:t>
-      </w:r>
-      <w:proofErr w:type="spellStart"/>
-      <w:r>
-        <w:t>Git</w:t>
-      </w:r>
-      <w:proofErr w:type="spellEnd"/>
-      <w:r>
-        <w:t xml:space="preserve"> GUI (</w:t>
-      </w:r>
-      <w:proofErr w:type="spellStart"/>
-      <w:r>
-        <w:t>GitHub</w:t>
-      </w:r>
-      <w:proofErr w:type="spellEnd"/>
-      <w:r>
-        <w:t xml:space="preserve"> Desktop, </w:t>
-      </w:r>
-      <w:proofErr w:type="spellStart"/>
-      <w:r>
-        <w:t>Sourcetree</w:t>
-      </w:r>
-      <w:proofErr w:type="spellEnd"/>
-      <w:r>
-        <w:t xml:space="preserve">, </w:t>
-      </w:r>
-      <w:proofErr w:type="spellStart"/>
-      <w:r>
-        <w:t>GitKraken</w:t>
-      </w:r>
-      <w:proofErr w:type="spellEnd"/>
-      <w:r>
-        <w:t xml:space="preserve">, </w:t>
-      </w:r>
-      <w:proofErr w:type="spellStart"/>
-      <w:r>
-        <w:t>GitVerse</w:t>
-      </w:r>
-      <w:proofErr w:type="spellEnd"/>
-      <w:r>
-        <w:t>) — для удобства визуального управления.</w:t>
-      </w:r>
-    </w:p>
-    <w:p>
-      <w:pPr>
-        <w:numPr>
-          <w:ilvl w:val="0"/>
-          <w:numId w:val="35"/>
-        </w:numPr>
-        <w:jc w:val="both"/>
-      </w:pPr>
-      <w:r>
-        <w:t>Через интеграцию в IDE (например, Visual Studio) — для упрощённой работы программиста.</w:t>
-      </w:r>
-    </w:p>
-    <w:p>
-      <w:pPr>
-        <w:jc w:val="both"/>
-      </w:pPr>
-      <w:r>
         <w:t xml:space="preserve">Клонирование </w:t>
       </w:r>
       <w:r>
@@ -7198,7 +7311,7 @@
         <w:jc w:val="both"/>
       </w:pPr>
       <w:bookmarkStart w:id="18" w:name="_Toc210047330"/>
-      <w:bookmarkStart w:id="19" w:name="_Toc210740872"/>
+      <w:bookmarkStart w:id="19" w:name="_Toc214278719"/>
       <w:r>
         <w:t>Коммит</w:t>
       </w:r>
@@ -7342,6 +7455,7 @@
         <w:jc w:val="both"/>
       </w:pPr>
       <w:r>
+        <w:lastRenderedPageBreak/>
         <w:t xml:space="preserve">Ссылки на предыдущие коммиты. Коммиты образуют цепочку, где каждый коммит (кроме первого) ссылается на предыдущий. Это позволяет </w:t>
       </w:r>
       <w:proofErr w:type="spellStart"/>
@@ -7359,9 +7473,8 @@
         <w:jc w:val="both"/>
       </w:pPr>
       <w:bookmarkStart w:id="20" w:name="_Toc210047331"/>
-      <w:bookmarkStart w:id="21" w:name="_Toc210740873"/>
-      <w:r>
-        <w:lastRenderedPageBreak/>
+      <w:bookmarkStart w:id="21" w:name="_Toc214278720"/>
+      <w:r>
         <w:t>Слияние</w:t>
       </w:r>
       <w:bookmarkEnd w:id="20"/>
@@ -7397,7 +7510,7 @@
         <w:jc w:val="both"/>
       </w:pPr>
       <w:bookmarkStart w:id="22" w:name="_Toc210047332"/>
-      <w:bookmarkStart w:id="23" w:name="_Toc210740874"/>
+      <w:bookmarkStart w:id="23" w:name="_Toc214278721"/>
       <w:r>
         <w:t>Индексация</w:t>
       </w:r>
@@ -7617,7 +7730,7 @@
         <w:jc w:val="both"/>
       </w:pPr>
       <w:bookmarkStart w:id="24" w:name="_Toc210047333"/>
-      <w:bookmarkStart w:id="25" w:name="_Toc210740875"/>
+      <w:bookmarkStart w:id="25" w:name="_Toc214278722"/>
       <w:proofErr w:type="spellStart"/>
       <w:r>
         <w:t>Push</w:t>
@@ -7738,6 +7851,7 @@
         <w:jc w:val="both"/>
       </w:pPr>
       <w:r>
+        <w:lastRenderedPageBreak/>
         <w:t xml:space="preserve">Если в удалённом репозитории появились новые изменения, которых нет в локальном, </w:t>
       </w:r>
       <w:r>
@@ -7791,7 +7905,6 @@
         <w:jc w:val="both"/>
       </w:pPr>
       <w:r>
-        <w:lastRenderedPageBreak/>
         <w:t xml:space="preserve">В </w:t>
       </w:r>
       <w:proofErr w:type="spellStart"/>
@@ -8144,7 +8257,7 @@
         <w:jc w:val="both"/>
       </w:pPr>
       <w:bookmarkStart w:id="26" w:name="_Toc210047334"/>
-      <w:bookmarkStart w:id="27" w:name="_Toc210740876"/>
+      <w:bookmarkStart w:id="27" w:name="_Toc214278723"/>
       <w:r>
         <w:rPr>
           <w:lang w:val="en-US"/>
@@ -8594,7 +8707,7 @@
         <w:jc w:val="both"/>
       </w:pPr>
       <w:bookmarkStart w:id="28" w:name="_Toc210047335"/>
-      <w:bookmarkStart w:id="29" w:name="_Toc210740877"/>
+      <w:bookmarkStart w:id="29" w:name="_Toc214278724"/>
       <w:r>
         <w:t>Pull</w:t>
       </w:r>
@@ -8667,6 +8780,7 @@
         <w:jc w:val="both"/>
       </w:pPr>
       <w:r>
+        <w:lastRenderedPageBreak/>
         <w:t xml:space="preserve">Процесс выполнения операции </w:t>
       </w:r>
       <w:r>
@@ -8713,7 +8827,6 @@
         <w:jc w:val="both"/>
       </w:pPr>
       <w:r>
-        <w:lastRenderedPageBreak/>
         <w:t>Загружаются все новые коммиты, файлы, ветки и теги, которые появились с момента последней синхронизации.</w:t>
       </w:r>
     </w:p>
@@ -9127,8 +9240,9 @@
       <w:pPr>
         <w:pStyle w:val="1"/>
       </w:pPr>
-      <w:bookmarkStart w:id="30" w:name="_Toc210740878"/>
-      <w:r>
+      <w:bookmarkStart w:id="30" w:name="_Toc214278725"/>
+      <w:r>
+        <w:lastRenderedPageBreak/>
         <w:t>Обзор популярных СКВ</w:t>
       </w:r>
       <w:bookmarkEnd w:id="30"/>
@@ -9190,7 +9304,7 @@
       <w:pPr>
         <w:pStyle w:val="2"/>
       </w:pPr>
-      <w:bookmarkStart w:id="31" w:name="_Toc210740879"/>
+      <w:bookmarkStart w:id="31" w:name="_Toc214278726"/>
       <w:proofErr w:type="spellStart"/>
       <w:r>
         <w:t>Git</w:t>
@@ -9329,7 +9443,6 @@
           <w:b/>
           <w:bCs/>
         </w:rPr>
-        <w:lastRenderedPageBreak/>
         <w:t xml:space="preserve">Преимущества </w:t>
       </w:r>
       <w:proofErr w:type="spellStart"/>
@@ -9564,7 +9677,7 @@
       <w:pPr>
         <w:pStyle w:val="2"/>
       </w:pPr>
-      <w:bookmarkStart w:id="32" w:name="_Toc210740880"/>
+      <w:bookmarkStart w:id="32" w:name="_Toc214278727"/>
       <w:proofErr w:type="spellStart"/>
       <w:r>
         <w:t>Subversion</w:t>
@@ -9612,6 +9725,7 @@
         <w:rPr>
           <w:u w:val="single"/>
         </w:rPr>
+        <w:lastRenderedPageBreak/>
         <w:t>Централизованная архитектура.</w:t>
       </w:r>
       <w:r>
@@ -9776,7 +9890,6 @@
         <w:rPr>
           <w:u w:val="single"/>
         </w:rPr>
-        <w:lastRenderedPageBreak/>
         <w:t>Скорость.</w:t>
       </w:r>
       <w:r>
@@ -9846,7 +9959,7 @@
       <w:pPr>
         <w:pStyle w:val="2"/>
       </w:pPr>
-      <w:bookmarkStart w:id="33" w:name="_Toc210740881"/>
+      <w:bookmarkStart w:id="33" w:name="_Toc214278728"/>
       <w:proofErr w:type="spellStart"/>
       <w:r>
         <w:t>Mercurial</w:t>
@@ -10018,6 +10131,7 @@
         <w:rPr>
           <w:u w:val="single"/>
         </w:rPr>
+        <w:lastRenderedPageBreak/>
         <w:t>Простота использования.</w:t>
       </w:r>
       <w:r>
@@ -10327,7 +10441,7 @@
       <w:pPr>
         <w:pStyle w:val="1"/>
       </w:pPr>
-      <w:bookmarkStart w:id="34" w:name="_Toc210740882"/>
+      <w:bookmarkStart w:id="34" w:name="_Toc214278729"/>
       <w:r>
         <w:lastRenderedPageBreak/>
         <w:t xml:space="preserve">Процесс работы с проектами в </w:t>
@@ -11562,8 +11676,9 @@
       <w:pPr>
         <w:pStyle w:val="1"/>
       </w:pPr>
-      <w:bookmarkStart w:id="35" w:name="_Toc210740883"/>
-      <w:r>
+      <w:bookmarkStart w:id="35" w:name="_Toc214278730"/>
+      <w:r>
+        <w:lastRenderedPageBreak/>
         <w:t xml:space="preserve">Инструменты для работы с </w:t>
       </w:r>
       <w:r>
@@ -11573,6 +11688,143 @@
         <w:t>Git</w:t>
       </w:r>
       <w:bookmarkEnd w:id="35"/>
+    </w:p>
+    <w:p>
+      <w:pPr>
+        <w:jc w:val="both"/>
+      </w:pPr>
+      <w:r>
+        <w:t>Варианты клонирования</w:t>
+      </w:r>
+      <w:r>
+        <w:t>:</w:t>
+      </w:r>
+    </w:p>
+    <w:p>
+      <w:pPr>
+        <w:numPr>
+          <w:ilvl w:val="0"/>
+          <w:numId w:val="35"/>
+        </w:numPr>
+        <w:jc w:val="both"/>
+      </w:pPr>
+      <w:r>
+        <w:t>Через командную строку — более универсально и гибко.</w:t>
+      </w:r>
+    </w:p>
+    <w:p>
+      <w:pPr>
+        <w:numPr>
+          <w:ilvl w:val="0"/>
+          <w:numId w:val="35"/>
+        </w:numPr>
+        <w:jc w:val="both"/>
+      </w:pPr>
+      <w:r>
+        <w:t xml:space="preserve">Через графические интерфейсы </w:t>
+      </w:r>
+      <w:proofErr w:type="spellStart"/>
+      <w:r>
+        <w:t>Git</w:t>
+      </w:r>
+      <w:proofErr w:type="spellEnd"/>
+      <w:r>
+        <w:t xml:space="preserve"> GUI (</w:t>
+      </w:r>
+      <w:proofErr w:type="spellStart"/>
+      <w:r>
+        <w:t>GitHub</w:t>
+      </w:r>
+      <w:proofErr w:type="spellEnd"/>
+      <w:r>
+        <w:t xml:space="preserve"> Desktop, </w:t>
+      </w:r>
+      <w:proofErr w:type="spellStart"/>
+      <w:r>
+        <w:t>Sourcetree</w:t>
+      </w:r>
+      <w:proofErr w:type="spellEnd"/>
+      <w:r>
+        <w:t xml:space="preserve">, </w:t>
+      </w:r>
+      <w:proofErr w:type="spellStart"/>
+      <w:r>
+        <w:t>GitKraken</w:t>
+      </w:r>
+      <w:proofErr w:type="spellEnd"/>
+      <w:r>
+        <w:t xml:space="preserve">, </w:t>
+      </w:r>
+      <w:proofErr w:type="spellStart"/>
+      <w:r>
+        <w:t>GitVerse</w:t>
+      </w:r>
+      <w:proofErr w:type="spellEnd"/>
+      <w:r>
+        <w:t>) — для удобства визуального управления.</w:t>
+      </w:r>
+    </w:p>
+    <w:p>
+      <w:pPr>
+        <w:numPr>
+          <w:ilvl w:val="0"/>
+          <w:numId w:val="35"/>
+        </w:numPr>
+        <w:jc w:val="both"/>
+      </w:pPr>
+      <w:r>
+        <w:t>Через интеграцию в IDE (например, Visual Studio) — для упрощённой работы программиста.</w:t>
+      </w:r>
+    </w:p>
+    <w:p>
+      <w:pPr>
+        <w:pStyle w:val="1"/>
+        <w:rPr>
+          <w:lang w:val="en-US"/>
+        </w:rPr>
+      </w:pPr>
+      <w:bookmarkStart w:id="36" w:name="_Toc214278731"/>
+      <w:r>
+        <w:lastRenderedPageBreak/>
+        <w:t xml:space="preserve">Особенности СКВ </w:t>
+      </w:r>
+      <w:r>
+        <w:rPr>
+          <w:lang w:val="en-US"/>
+        </w:rPr>
+        <w:t>Git</w:t>
+      </w:r>
+      <w:bookmarkEnd w:id="36"/>
+    </w:p>
+    <w:p>
+      <w:pPr>
+        <w:pStyle w:val="2"/>
+      </w:pPr>
+      <w:bookmarkStart w:id="37" w:name="_Toc214278732"/>
+      <w:r>
+        <w:t>Целостность данных</w:t>
+      </w:r>
+      <w:bookmarkEnd w:id="37"/>
+    </w:p>
+    <w:p>
+      <w:r>
+        <w:t xml:space="preserve">Для каждого объекта в СКВ </w:t>
+      </w:r>
+      <w:r>
+        <w:rPr>
+          <w:lang w:val="en-US"/>
+        </w:rPr>
+        <w:t>Git</w:t>
+      </w:r>
+      <w:r>
+        <w:t xml:space="preserve"> </w:t>
+      </w:r>
+      <w:r>
+        <w:t xml:space="preserve">перед сохранением вычисляется хэш-сумма, по которой в дальнейшем происходит обращение к этому объекта. </w:t>
+      </w:r>
+      <w:r>
+        <w:t xml:space="preserve">Таким образом, система отслеживает изменения </w:t>
+      </w:r>
     </w:p>
     <w:sectPr>
       <w:pgSz w:w="11906" w:h="16838"/>
@@ -17106,10 +17358,11 @@
     <w:link w:val="10"/>
     <w:uiPriority w:val="9"/>
     <w:qFormat/>
-    <w:rsid w:val="00405210"/>
+    <w:rsid w:val="00B97ACA"/>
     <w:pPr>
       <w:keepNext/>
       <w:keepLines/>
+      <w:pageBreakBefore/>
       <w:spacing w:before="360" w:after="80"/>
       <w:outlineLvl w:val="0"/>
     </w:pPr>
@@ -17329,7 +17582,7 @@
     <w:basedOn w:val="a0"/>
     <w:link w:val="1"/>
     <w:uiPriority w:val="9"/>
-    <w:rsid w:val="00405210"/>
+    <w:rsid w:val="00B97ACA"/>
     <w:rPr>
       <w:rFonts w:asciiTheme="majorHAnsi" w:eastAsiaTheme="majorEastAsia" w:hAnsiTheme="majorHAnsi" w:cstheme="majorBidi"/>
       <w:color w:val="2F5496" w:themeColor="accent1" w:themeShade="BF"/>
